--- a/acts-sermons/docx/62_2027-12-19_오해와소동한가운데서_행21장17-40절.docx
+++ b/acts-sermons/docx/62_2027-12-19_오해와소동한가운데서_행21장17-40절.docx
@@ -647,33 +647,33 @@
           <w:sz w:val="24"/>
           <w:szCs w:val="24"/>
         </w:rPr>
-        <w:t xml:space="preserve">사무엘상 1장에는 한나라는 여인이 나옵니다. 그녀는 자녀가 없어 오랫동안 괴로워했습니다. 남편의 다른 아내 브닌나는 그녀를 심히 격분하게 했습니다. 한나는 실로의 성전에 올라가 마음이 괴로워 통곡하며 여호와께 기도했습니다. 그녀는 속으로 기도했기 때문에 입술만 움직이고 소리는 들리지 않았습니다.</w:t>
-      </w:r>
-    </w:p>
-    <w:p>
-      <w:pPr>
-        <w:spacing w:after="160" w:line="360"/>
-      </w:pPr>
-      <w:r>
-        <w:rPr>
-          <w:rFonts w:ascii="맑은 고딕" w:cs="맑은 고딕" w:eastAsia="맑은 고딕" w:hAnsi="맑은 고딕"/>
-          <w:sz w:val="24"/>
-          <w:szCs w:val="24"/>
-        </w:rPr>
-        <w:t xml:space="preserve">그 모습을 본 제사장 엘리는 그녀가 술에 취했다고 생각했습니다. 그리고 말했습니다. “언제까지 취하여 있겠느냐 포도주를 끊으라.” 가장 간절하게 기도하던 순간에, 그것도 하나님의 제사장에게 술 취한 여인으로 오해받은 것입니다. 얼마나 억울했겠습니까?</w:t>
-      </w:r>
-    </w:p>
-    <w:p>
-      <w:pPr>
-        <w:spacing w:after="160" w:line="360"/>
-      </w:pPr>
-      <w:r>
-        <w:rPr>
-          <w:rFonts w:ascii="맑은 고딕" w:cs="맑은 고딕" w:eastAsia="맑은 고딕" w:hAnsi="맑은 고딕"/>
-          <w:sz w:val="24"/>
-          <w:szCs w:val="24"/>
-        </w:rPr>
-        <w:t xml:space="preserve">그러나 한나는 화를 내지 않았습니다. 그녀는 차분히 대답했습니다. “내 주여 그렇지 아니하니이다 나는 마음이 슬픈 여자라 포도주나 독주를 마신 것이 아니요 여호와 앞에 내 심정을 통한 것뿐이오니.” 진실을 겸손하게 밝힌 그녀에게 엘리는 축복했습니다. 한나는 그 후 얼굴에 다시는 근심 빛이 없었습니다. 그리고 하나님은 그녀에게 사무엘을 주셨습니다. 오해 앞에서 분노 대신 겸손으로 진실을 말하고 하나님께 맡기는 것, 그것이 믿음의 사람의 길입니다.</w:t>
+        <w:t xml:space="preserve">사무엘하 16장은 다윗의 인생에서 가장 서러운 날을 보여 줍니다. 아들 압살롬의 반역으로 다윗은 예루살렘을 떠나 피난길에 올랐습니다. 그가 바후림에 이르렀을 때 사울 집안 사람 시므이가 나와서 다윗과 신하들에게 돌을 던지고 저주를 퍼부었습니다. “피를 흘린 자여 비루한 자여 가거라 가거라.” 사울 집안의 피를 다윗이 흘렸다는 억울한 비난이었습니다. 사실 다윗은 사울의 생명을 두 번이나 살려 준 사람이었습니다.</w:t>
+      </w:r>
+    </w:p>
+    <w:p>
+      <w:pPr>
+        <w:spacing w:after="160" w:line="360"/>
+      </w:pPr>
+      <w:r>
+        <w:rPr>
+          <w:rFonts w:ascii="맑은 고딕" w:cs="맑은 고딕" w:eastAsia="맑은 고딕" w:hAnsi="맑은 고딕"/>
+          <w:sz w:val="24"/>
+          <w:szCs w:val="24"/>
+        </w:rPr>
+        <w:t xml:space="preserve">곁에 있던 장수 아비새가 분을 참지 못했습니다. 이 죽은 개가 어찌 내 주 왕을 저주하겠느냐며, 건너가서 그의 머리를 베게 해 달라고 했습니다. 다윗에게는 그럴 힘이 있었습니다. 그러나 다윗은 그를 막았습니다. 그리고 이렇게 말했습니다. “혹시 여호와께서 나의 원통함을 감찰하시리니 오늘 그 저주 때문에 여호와께서 선으로 내게 갚아 주시리라.”</w:t>
+      </w:r>
+    </w:p>
+    <w:p>
+      <w:pPr>
+        <w:spacing w:after="160" w:line="360"/>
+      </w:pPr>
+      <w:r>
+        <w:rPr>
+          <w:rFonts w:ascii="맑은 고딕" w:cs="맑은 고딕" w:eastAsia="맑은 고딕" w:hAnsi="맑은 고딕"/>
+          <w:sz w:val="24"/>
+          <w:szCs w:val="24"/>
+        </w:rPr>
+        <w:t xml:space="preserve">시므이는 산비탈을 따라가며 계속 저주하고 돌을 던지고 먼지를 날렸습니다. 다윗은 그 모든 것을 묵묵히 견디며 길을 갔습니다. 억울함을 칼로 풀지 않고 하나님께 맡긴 것입니다. 하나님은 그 원통함을 보고 계셨고, 다윗을 다시 예루살렘으로 돌아오게 하셨습니다. 오해와 비난 앞에서 스스로를 변호하려고 칼을 뽑는 대신, 감찰하시는 하나님께 맡기는 것이 믿음의 사람의 길입니다.</w:t>
       </w:r>
     </w:p>
     <w:p>
@@ -788,7 +788,7 @@
           <w:sz w:val="24"/>
           <w:szCs w:val="24"/>
         </w:rPr>
-        <w:t xml:space="preserve">한나처럼 겸손하게 진실을 말하십시오. 그러나 끝까지 나를 변호하려고 분노하며 싸우지는 마십시오. 베드로전서 2장 23절은 주님에 대해 이렇게 말합니다. “욕을 당하시되 맞대어 욕하지 아니하시고 고난을 당하시되 위협하지 아니하시고 오직 공의로 심판하시는 이에게 부탁하시며.” 의롭게 판단하실 분께 맡기십시오.</w:t>
+        <w:t xml:space="preserve">필요하다면 겸손하게 진실을 말하십시오. 다만 시므이 앞의 다윗처럼 칼은 거두십시오. 끝까지 나를 변호하려고 분노하며 싸우지는 마십시오. 베드로전서 2장 23절은 주님에 대해 이렇게 말합니다. “욕을 당하시되 맞대어 욕하지 아니하시고 고난을 당하시되 위협하지 아니하시고 오직 공의로 심판하시는 이에게 부탁하시며.” 의롭게 판단하실 분께 맡기십시오.</w:t>
       </w:r>
     </w:p>
     <w:p>
@@ -964,46 +964,33 @@
           <w:sz w:val="24"/>
           <w:szCs w:val="24"/>
         </w:rPr>
-        <w:t xml:space="preserve">열왕기하 5장에는 이름조차 기록되지 않은 한 소녀가 나옵니다. 그녀는 아람 군대가 이스라엘을 침략했을 때 포로로 잡혀가 아람의 군대 장관 나아만의 아내를 섬기는 여종이 되었습니다. 고향을 잃고 가족과 헤어져 적국의 집에서 종살이를 하는 신세였습니다. 원망과 증오로 가득 차도 이상하지 않을 상황이었습니다.</w:t>
-      </w:r>
-    </w:p>
-    <w:p>
-      <w:pPr>
-        <w:spacing w:after="160" w:line="360"/>
-      </w:pPr>
-      <w:r>
-        <w:rPr>
-          <w:rFonts w:ascii="맑은 고딕" w:cs="맑은 고딕" w:eastAsia="맑은 고딕" w:hAnsi="맑은 고딕"/>
-          <w:sz w:val="24"/>
-          <w:szCs w:val="24"/>
-        </w:rPr>
-        <w:t xml:space="preserve">그런데 그녀의 주인 나아만은 큰 용사였지만 나병환자였습니다. 그때 소녀는 여주인에게 말했습니다. “우리 주인이 사마리아에 계신 선지자 앞에 계셨으면 좋겠나이다 그가 그 나병을 고치리이다.” 그녀는 자기를 포로로 잡아 온 집안의 주인을 위해 이스라엘의 하나님을 증언했습니다.</w:t>
-      </w:r>
-    </w:p>
-    <w:p>
-      <w:pPr>
-        <w:spacing w:after="160" w:line="360"/>
-      </w:pPr>
-      <w:r>
-        <w:rPr>
-          <w:rFonts w:ascii="맑은 고딕" w:cs="맑은 고딕" w:eastAsia="맑은 고딕" w:hAnsi="맑은 고딕"/>
-          <w:sz w:val="24"/>
-          <w:szCs w:val="24"/>
-        </w:rPr>
-        <w:t xml:space="preserve">그 한마디가 나아만을 엘리사에게로 인도했고, 나아만은 요단강에서 깨끗함을 받은 후 이렇게 고백했습니다. “내가 이제 이스라엘 외에는 온 천하에 신이 없는 줄을 아나이다.” 가장 불행한 자리에 있던 작은 소녀가 하나님을 증언하는 통로가 되었습니다. 하나님은 우리가 원하지 않은 자리에서도 우리를 증인으로 쓰십니다.</w:t>
-      </w:r>
-    </w:p>
-    <w:p>
-      <w:pPr>
-        <w:spacing w:after="160" w:line="360"/>
-      </w:pPr>
-      <w:r>
-        <w:rPr>
-          <w:rFonts w:ascii="맑은 고딕" w:cs="맑은 고딕" w:eastAsia="맑은 고딕" w:hAnsi="맑은 고딕"/>
-          <w:sz w:val="24"/>
-          <w:szCs w:val="24"/>
-        </w:rPr>
-        <w:t xml:space="preserve">소녀의 이름은 잊혔지만 그녀의 증언은 성경에 영원히 남았습니다.</w:t>
+        <w:t xml:space="preserve">마태복음 2장에는 동방에서 온 박사들이 등장합니다. 그들은 예루살렘에 와서 묻습니다. “유대인의 왕으로 나신 이가 어디 계시냐 우리가 동방에서 그의 별을 보고 그에게 경배하러 왔노라.” 이 한마디 질문이 도시 전체를 흔들어 놓았습니다. 성경은 이렇게 기록합니다. “헤롯 왕과 온 예루살렘이 듣고 소동한지라.”</w:t>
+      </w:r>
+    </w:p>
+    <w:p>
+      <w:pPr>
+        <w:spacing w:after="160" w:line="360"/>
+      </w:pPr>
+      <w:r>
+        <w:rPr>
+          <w:rFonts w:ascii="맑은 고딕" w:cs="맑은 고딕" w:eastAsia="맑은 고딕" w:hAnsi="맑은 고딕"/>
+          <w:sz w:val="24"/>
+          <w:szCs w:val="24"/>
+        </w:rPr>
+        <w:t xml:space="preserve">왕은 불안해했고 도시는 술렁였습니다. 그런데 하나님은 그 소동을 그냥 두지 않으셨습니다. 헤롯은 대제사장들과 서기관들을 모아 그리스도가 어디서 나겠느냐고 물었습니다. 그러자 그들은 미가 선지자의 말씀을 읽었습니다. 유대 땅 베들레헴에서 이스라엘의 목자가 나오리라는 말씀이었습니다. 왕궁 한복판에서, 소란의 한가운데서 그리스도에 대한 하나님의 말씀이 공개적으로 선포된 것입니다.</w:t>
+      </w:r>
+    </w:p>
+    <w:p>
+      <w:pPr>
+        <w:spacing w:after="160" w:line="360"/>
+      </w:pPr>
+      <w:r>
+        <w:rPr>
+          <w:rFonts w:ascii="맑은 고딕" w:cs="맑은 고딕" w:eastAsia="맑은 고딕" w:hAnsi="맑은 고딕"/>
+          <w:sz w:val="24"/>
+          <w:szCs w:val="24"/>
+        </w:rPr>
+        <w:t xml:space="preserve">박사들은 그 말씀을 따라 베들레헴으로 가서 아기께 엎드려 경배하고 황금과 유향과 몰약을 드렸습니다. 소동은 사람이 일으켰지만, 하나님은 그 소동을 그리스도를 드러내는 자리로 바꾸셨습니다. 예루살렘 성전 뜰의 소동 속에서 바울이 층대 위에 서서 그리스도를 증언한 것처럼, 하나님은 오늘도 소란한 자리를 복음이 증언되는 강단으로 바꾸십니다.</w:t>
       </w:r>
     </w:p>
     <w:p>
@@ -1118,7 +1105,7 @@
           <w:sz w:val="24"/>
           <w:szCs w:val="24"/>
         </w:rPr>
-        <w:t xml:space="preserve">바울처럼 기회를 구하십시오. 상황이 바뀌기만을 기다리지 말고, 지금 이 자리에서 주님을 증언할 기회를 달라고 기도하십시오. 나아만의 여종처럼 나를 힘들게 하는 사람을 위해서도 복음을 말할 수 있는 마음을 구하십시오.</w:t>
+        <w:t xml:space="preserve">바울처럼 기회를 구하십시오. 상황이 바뀌기만을 기다리지 말고, 지금 이 자리에서 주님을 증언할 기회를 달라고 기도하십시오. 소동한 예루살렘에서 그리스도가 나실 곳이 선포되었던 것처럼, 소란한 자리에서도 복음을 말할 수 있는 담대함을 구하십시오.</w:t>
       </w:r>
     </w:p>
     <w:p>

--- a/acts-sermons/docx/62_2027-12-19_오해와소동한가운데서_행21장17-40절.docx
+++ b/acts-sermons/docx/62_2027-12-19_오해와소동한가운데서_행21장17-40절.docx
@@ -647,7 +647,7 @@
           <w:sz w:val="24"/>
           <w:szCs w:val="24"/>
         </w:rPr>
-        <w:t xml:space="preserve">사무엘하 16장은 다윗의 인생에서 가장 서러운 날을 보여 줍니다. 아들 압살롬의 반역으로 다윗은 예루살렘을 떠나 피난길에 올랐습니다. 그가 바후림에 이르렀을 때 사울 집안 사람 시므이가 나와서 다윗과 신하들에게 돌을 던지고 저주를 퍼부었습니다. “피를 흘린 자여 비루한 자여 가거라 가거라.” 사울 집안의 피를 다윗이 흘렸다는 억울한 비난이었습니다. 사실 다윗은 사울의 생명을 두 번이나 살려 준 사람이었습니다.</w:t>
+        <w:t xml:space="preserve">사무엘하 16장은 다윗의 인생에서 가장 서러운 날을 보여 줍니다. 아들 압살롬의 반역으로 다윗은 예루살렘을 떠나 피난길에 올랐습니다. 그가 바후림에 이르렀을 때 사울 집안 사람 시므이가 나와서 다윗과 신하들에게 돌을 던지고 저주를 퍼부었습니다. “피를 흘린 자여 사악한 자여 가거라 가거라.” 사울 집안의 피를 다윗이 흘렸다는 억울한 비난이었습니다. 사실 다윗은 사울의 생명을 두 번이나 살려 준 사람이었습니다.</w:t>
       </w:r>
     </w:p>
     <w:p>
